--- a/examples/classification/doc/10-instance-based-knn.docx
+++ b/examples/classification/doc/10-instance-based-knn.docx
@@ -25,7 +25,7 @@
         <w:t xml:space="preserve">cla_knn</w:t>
       </w:r>
       <w:r>
-        <w:t xml:space="preserve">: k-Nearest Neighbors classifier. Classifies by majority vote among the k nearest neighbors in feature space.</w:t>
+        <w:t xml:space="preserve">: k-Nearest Neighbors classifier. Classifies by majority vote among the nearest neighbors in feature space.</w:t>
       </w:r>
       <w:r>
         <w:t xml:space="preserve"> </w:t>
@@ -43,10 +43,7 @@
         <w:t xml:space="preserve">k</w:t>
       </w:r>
       <w:r>
-        <w:t xml:space="preserve"> </w:t>
-      </w:r>
-      <w:r>
-        <w:t xml:space="preserve">(number of neighbors). Small k may overfit noise; larger k smooths the decision boundary.</w:t>
+        <w:t xml:space="preserve">.</w:t>
       </w:r>
     </w:p>
     <w:p>
@@ -54,121 +51,91 @@
         <w:pStyle w:val="BodyText"/>
       </w:pPr>
       <w:r>
-        <w:t xml:space="preserve">Environment setup: install and load the package.</w:t>
+        <w:t xml:space="preserve">Didactic goal: keep the same classification line of experiment and change only the learner to a local neighborhood method.</w:t>
       </w:r>
     </w:p>
     <w:p>
       <w:pPr>
-        <w:pStyle w:val="SourceCode"/>
-      </w:pPr>
-      <w:r>
-        <w:rPr>
-          <w:rStyle w:val="FunctionTok"/>
-        </w:rPr>
-        <w:t xml:space="preserve">source</w:t>
-      </w:r>
-      <w:r>
-        <w:rPr>
-          <w:rStyle w:val="NormalTok"/>
-        </w:rPr>
-        <w:t xml:space="preserve">(</w:t>
-      </w:r>
-      <w:r>
-        <w:rPr>
-          <w:rStyle w:val="FunctionTok"/>
-        </w:rPr>
-        <w:t xml:space="preserve">url</w:t>
-      </w:r>
-      <w:r>
-        <w:rPr>
-          <w:rStyle w:val="NormalTok"/>
-        </w:rPr>
-        <w:t xml:space="preserve">(</w:t>
-      </w:r>
-      <w:r>
-        <w:rPr>
-          <w:rStyle w:val="StringTok"/>
-        </w:rPr>
-        <w:t xml:space="preserve">"https://raw.githubusercontent.com/cefet-rj-dal/daltoolbox/main/examples/seed.R"</w:t>
-      </w:r>
-      <w:r>
-        <w:rPr>
-          <w:rStyle w:val="NormalTok"/>
-        </w:rPr>
-        <w:t xml:space="preserve">))</w:t>
-      </w:r>
-      <w:r>
-        <w:br/>
-      </w:r>
-      <w:r>
-        <w:rPr>
-          <w:rStyle w:val="CommentTok"/>
-        </w:rPr>
-        <w:t xml:space="preserve"># Classification using KNN</w:t>
-      </w:r>
-      <w:r>
-        <w:br/>
-      </w:r>
-      <w:r>
-        <w:br/>
-      </w:r>
-      <w:r>
-        <w:rPr>
-          <w:rStyle w:val="CommentTok"/>
-        </w:rPr>
-        <w:t xml:space="preserve"># installation </w:t>
-      </w:r>
-      <w:r>
-        <w:br/>
-      </w:r>
-      <w:r>
-        <w:rPr>
-          <w:rStyle w:val="CommentTok"/>
-        </w:rPr>
-        <w:t xml:space="preserve">#install.packages("daltoolbox")</w:t>
-      </w:r>
-      <w:r>
-        <w:br/>
-      </w:r>
-      <w:r>
-        <w:br/>
-      </w:r>
-      <w:r>
-        <w:rPr>
-          <w:rStyle w:val="CommentTok"/>
-        </w:rPr>
-        <w:t xml:space="preserve"># loading DAL</w:t>
-      </w:r>
-      <w:r>
-        <w:br/>
-      </w:r>
-      <w:r>
-        <w:rPr>
-          <w:rStyle w:val="FunctionTok"/>
-        </w:rPr>
-        <w:t xml:space="preserve">library</w:t>
-      </w:r>
-      <w:r>
-        <w:rPr>
-          <w:rStyle w:val="NormalTok"/>
-        </w:rPr>
-        <w:t xml:space="preserve">(daltoolbox) </w:t>
+        <w:pStyle w:val="BodyText"/>
+      </w:pPr>
+      <w:r>
+        <w:t xml:space="preserve">Environment setup.</w:t>
       </w:r>
     </w:p>
     <w:p>
       <w:pPr>
-        <w:pStyle w:val="FirstParagraph"/>
-      </w:pPr>
-      <w:r>
-        <w:t xml:space="preserve">Didactic goal: read this example as a complete supervised-learning cycle. Pay attention not only to the learner call, but also to how the target is identified, how the split is created, and how training and test results should be interpreted separately.</w:t>
+        <w:pStyle w:val="SourceCode"/>
+      </w:pPr>
+      <w:r>
+        <w:rPr>
+          <w:rStyle w:val="FunctionTok"/>
+        </w:rPr>
+        <w:t xml:space="preserve">source</w:t>
+      </w:r>
+      <w:r>
+        <w:rPr>
+          <w:rStyle w:val="NormalTok"/>
+        </w:rPr>
+        <w:t xml:space="preserve">(</w:t>
+      </w:r>
+      <w:r>
+        <w:rPr>
+          <w:rStyle w:val="FunctionTok"/>
+        </w:rPr>
+        <w:t xml:space="preserve">url</w:t>
+      </w:r>
+      <w:r>
+        <w:rPr>
+          <w:rStyle w:val="NormalTok"/>
+        </w:rPr>
+        <w:t xml:space="preserve">(</w:t>
+      </w:r>
+      <w:r>
+        <w:rPr>
+          <w:rStyle w:val="StringTok"/>
+        </w:rPr>
+        <w:t xml:space="preserve">"https://raw.githubusercontent.com/cefet-rj-dal/daltoolbox/main/examples/seed.R"</w:t>
+      </w:r>
+      <w:r>
+        <w:rPr>
+          <w:rStyle w:val="NormalTok"/>
+        </w:rPr>
+        <w:t xml:space="preserve">))</w:t>
+      </w:r>
+      <w:r>
+        <w:br/>
+      </w:r>
+      <w:r>
+        <w:rPr>
+          <w:rStyle w:val="CommentTok"/>
+        </w:rPr>
+        <w:t xml:space="preserve"># install.packages("daltoolbox")</w:t>
+      </w:r>
+      <w:r>
+        <w:br/>
+      </w:r>
+      <w:r>
+        <w:br/>
+      </w:r>
+      <w:r>
+        <w:rPr>
+          <w:rStyle w:val="FunctionTok"/>
+        </w:rPr>
+        <w:t xml:space="preserve">library</w:t>
+      </w:r>
+      <w:r>
+        <w:rPr>
+          <w:rStyle w:val="NormalTok"/>
+        </w:rPr>
+        <w:t xml:space="preserve">(daltoolbox)</w:t>
       </w:r>
     </w:p>
     <w:p>
       <w:pPr>
-        <w:pStyle w:val="BodyText"/>
-      </w:pPr>
-      <w:r>
-        <w:t xml:space="preserve">Load sample data (iris) and initial inspection.</w:t>
+        <w:pStyle w:val="FirstParagraph"/>
+      </w:pPr>
+      <w:r>
+        <w:t xml:space="preserve">Load data and inspect.</w:t>
       </w:r>
     </w:p>
     <w:p>
@@ -291,7 +258,7 @@
         <w:pStyle w:val="FirstParagraph"/>
       </w:pPr>
       <w:r>
-        <w:t xml:space="preserve">Identify target</w:t>
+        <w:t xml:space="preserve">Target</w:t>
       </w:r>
       <w:r>
         <w:t xml:space="preserve"> </w:t>
@@ -306,7 +273,7 @@
         <w:t xml:space="preserve"> </w:t>
       </w:r>
       <w:r>
-        <w:t xml:space="preserve">levels to configure the classifier.</w:t>
+        <w:t xml:space="preserve">levels and reproducible train/test split.</w:t>
       </w:r>
     </w:p>
     <w:p>
@@ -315,15 +282,6 @@
       </w:pPr>
       <w:r>
         <w:rPr>
-          <w:rStyle w:val="CommentTok"/>
-        </w:rPr>
-        <w:t xml:space="preserve"># extracting the levels for the dataset</w:t>
-      </w:r>
-      <w:r>
-        <w:br/>
-      </w:r>
-      <w:r>
-        <w:rPr>
           <w:rStyle w:val="NormalTok"/>
         </w:rPr>
         <w:t xml:space="preserve">slevels </w:t>
@@ -368,35 +326,365 @@
         <w:br/>
       </w:r>
       <w:r>
-        <w:rPr>
-          <w:rStyle w:val="NormalTok"/>
-        </w:rPr>
-        <w:t xml:space="preserve">slevels</w:t>
+        <w:br/>
+      </w:r>
+      <w:r>
+        <w:rPr>
+          <w:rStyle w:val="FunctionTok"/>
+        </w:rPr>
+        <w:t xml:space="preserve">set_example_seed</w:t>
+      </w:r>
+      <w:r>
+        <w:rPr>
+          <w:rStyle w:val="NormalTok"/>
+        </w:rPr>
+        <w:t xml:space="preserve">()</w:t>
+      </w:r>
+      <w:r>
+        <w:br/>
+      </w:r>
+      <w:r>
+        <w:rPr>
+          <w:rStyle w:val="NormalTok"/>
+        </w:rPr>
+        <w:t xml:space="preserve">sr </w:t>
+      </w:r>
+      <w:r>
+        <w:rPr>
+          <w:rStyle w:val="OtherTok"/>
+        </w:rPr>
+        <w:t xml:space="preserve">&lt;-</w:t>
+      </w:r>
+      <w:r>
+        <w:rPr>
+          <w:rStyle w:val="NormalTok"/>
+        </w:rPr>
+        <w:t xml:space="preserve"> </w:t>
+      </w:r>
+      <w:r>
+        <w:rPr>
+          <w:rStyle w:val="FunctionTok"/>
+        </w:rPr>
+        <w:t xml:space="preserve">train_test</w:t>
+      </w:r>
+      <w:r>
+        <w:rPr>
+          <w:rStyle w:val="NormalTok"/>
+        </w:rPr>
+        <w:t xml:space="preserve">(</w:t>
+      </w:r>
+      <w:r>
+        <w:rPr>
+          <w:rStyle w:val="FunctionTok"/>
+        </w:rPr>
+        <w:t xml:space="preserve">sample_random</w:t>
+      </w:r>
+      <w:r>
+        <w:rPr>
+          <w:rStyle w:val="NormalTok"/>
+        </w:rPr>
+        <w:t xml:space="preserve">(), iris)</w:t>
+      </w:r>
+      <w:r>
+        <w:br/>
+      </w:r>
+      <w:r>
+        <w:rPr>
+          <w:rStyle w:val="NormalTok"/>
+        </w:rPr>
+        <w:t xml:space="preserve">iris_train </w:t>
+      </w:r>
+      <w:r>
+        <w:rPr>
+          <w:rStyle w:val="OtherTok"/>
+        </w:rPr>
+        <w:t xml:space="preserve">&lt;-</w:t>
+      </w:r>
+      <w:r>
+        <w:rPr>
+          <w:rStyle w:val="NormalTok"/>
+        </w:rPr>
+        <w:t xml:space="preserve"> sr</w:t>
+      </w:r>
+      <w:r>
+        <w:rPr>
+          <w:rStyle w:val="SpecialCharTok"/>
+        </w:rPr>
+        <w:t xml:space="preserve">$</w:t>
+      </w:r>
+      <w:r>
+        <w:rPr>
+          <w:rStyle w:val="NormalTok"/>
+        </w:rPr>
+        <w:t xml:space="preserve">train</w:t>
+      </w:r>
+      <w:r>
+        <w:br/>
+      </w:r>
+      <w:r>
+        <w:rPr>
+          <w:rStyle w:val="NormalTok"/>
+        </w:rPr>
+        <w:t xml:space="preserve">iris_test </w:t>
+      </w:r>
+      <w:r>
+        <w:rPr>
+          <w:rStyle w:val="OtherTok"/>
+        </w:rPr>
+        <w:t xml:space="preserve">&lt;-</w:t>
+      </w:r>
+      <w:r>
+        <w:rPr>
+          <w:rStyle w:val="NormalTok"/>
+        </w:rPr>
+        <w:t xml:space="preserve"> sr</w:t>
+      </w:r>
+      <w:r>
+        <w:rPr>
+          <w:rStyle w:val="SpecialCharTok"/>
+        </w:rPr>
+        <w:t xml:space="preserve">$</w:t>
+      </w:r>
+      <w:r>
+        <w:rPr>
+          <w:rStyle w:val="NormalTok"/>
+        </w:rPr>
+        <w:t xml:space="preserve">test</w:t>
       </w:r>
     </w:p>
     <w:p>
       <w:pPr>
-        <w:pStyle w:val="SourceCode"/>
-      </w:pPr>
-      <w:r>
-        <w:rPr>
-          <w:rStyle w:val="VerbatimChar"/>
-        </w:rPr>
-        <w:t xml:space="preserve">## [1] "setosa"     "versicolor" "virginica"</w:t>
+        <w:pStyle w:val="FirstParagraph"/>
+      </w:pPr>
+      <w:r>
+        <w:t xml:space="preserve">Class distribution by split.</w:t>
       </w:r>
     </w:p>
     <w:p>
       <w:pPr>
-        <w:pStyle w:val="FirstParagraph"/>
-      </w:pPr>
-      <w:r>
-        <w:t xml:space="preserve">Building train and test samples via random sampling</w:t>
-      </w:r>
-      <w:r>
+        <w:pStyle w:val="SourceCode"/>
+      </w:pPr>
+      <w:r>
+        <w:rPr>
+          <w:rStyle w:val="NormalTok"/>
+        </w:rPr>
+        <w:t xml:space="preserve">tbl </w:t>
+      </w:r>
+      <w:r>
+        <w:rPr>
+          <w:rStyle w:val="OtherTok"/>
+        </w:rPr>
+        <w:t xml:space="preserve">&lt;-</w:t>
+      </w:r>
+      <w:r>
+        <w:rPr>
+          <w:rStyle w:val="NormalTok"/>
+        </w:rPr>
         <w:t xml:space="preserve"> </w:t>
       </w:r>
       <w:r>
-        <w:t xml:space="preserve">Train/test split with reproducible random sampling.</w:t>
+        <w:rPr>
+          <w:rStyle w:val="FunctionTok"/>
+        </w:rPr>
+        <w:t xml:space="preserve">rbind</w:t>
+      </w:r>
+      <w:r>
+        <w:rPr>
+          <w:rStyle w:val="NormalTok"/>
+        </w:rPr>
+        <w:t xml:space="preserve">(</w:t>
+      </w:r>
+      <w:r>
+        <w:br/>
+      </w:r>
+      <w:r>
+        <w:rPr>
+          <w:rStyle w:val="NormalTok"/>
+        </w:rPr>
+        <w:t xml:space="preserve">  </w:t>
+      </w:r>
+      <w:r>
+        <w:rPr>
+          <w:rStyle w:val="FunctionTok"/>
+        </w:rPr>
+        <w:t xml:space="preserve">table</w:t>
+      </w:r>
+      <w:r>
+        <w:rPr>
+          <w:rStyle w:val="NormalTok"/>
+        </w:rPr>
+        <w:t xml:space="preserve">(iris[, </w:t>
+      </w:r>
+      <w:r>
+        <w:rPr>
+          <w:rStyle w:val="StringTok"/>
+        </w:rPr>
+        <w:t xml:space="preserve">"Species"</w:t>
+      </w:r>
+      <w:r>
+        <w:rPr>
+          <w:rStyle w:val="NormalTok"/>
+        </w:rPr>
+        <w:t xml:space="preserve">]),</w:t>
+      </w:r>
+      <w:r>
+        <w:br/>
+      </w:r>
+      <w:r>
+        <w:rPr>
+          <w:rStyle w:val="NormalTok"/>
+        </w:rPr>
+        <w:t xml:space="preserve">  </w:t>
+      </w:r>
+      <w:r>
+        <w:rPr>
+          <w:rStyle w:val="FunctionTok"/>
+        </w:rPr>
+        <w:t xml:space="preserve">table</w:t>
+      </w:r>
+      <w:r>
+        <w:rPr>
+          <w:rStyle w:val="NormalTok"/>
+        </w:rPr>
+        <w:t xml:space="preserve">(iris_train[, </w:t>
+      </w:r>
+      <w:r>
+        <w:rPr>
+          <w:rStyle w:val="StringTok"/>
+        </w:rPr>
+        <w:t xml:space="preserve">"Species"</w:t>
+      </w:r>
+      <w:r>
+        <w:rPr>
+          <w:rStyle w:val="NormalTok"/>
+        </w:rPr>
+        <w:t xml:space="preserve">]),</w:t>
+      </w:r>
+      <w:r>
+        <w:br/>
+      </w:r>
+      <w:r>
+        <w:rPr>
+          <w:rStyle w:val="NormalTok"/>
+        </w:rPr>
+        <w:t xml:space="preserve">  </w:t>
+      </w:r>
+      <w:r>
+        <w:rPr>
+          <w:rStyle w:val="FunctionTok"/>
+        </w:rPr>
+        <w:t xml:space="preserve">table</w:t>
+      </w:r>
+      <w:r>
+        <w:rPr>
+          <w:rStyle w:val="NormalTok"/>
+        </w:rPr>
+        <w:t xml:space="preserve">(iris_test[, </w:t>
+      </w:r>
+      <w:r>
+        <w:rPr>
+          <w:rStyle w:val="StringTok"/>
+        </w:rPr>
+        <w:t xml:space="preserve">"Species"</w:t>
+      </w:r>
+      <w:r>
+        <w:rPr>
+          <w:rStyle w:val="NormalTok"/>
+        </w:rPr>
+        <w:t xml:space="preserve">])</w:t>
+      </w:r>
+      <w:r>
+        <w:br/>
+      </w:r>
+      <w:r>
+        <w:rPr>
+          <w:rStyle w:val="NormalTok"/>
+        </w:rPr>
+        <w:t xml:space="preserve">)</w:t>
+      </w:r>
+      <w:r>
+        <w:br/>
+      </w:r>
+      <w:r>
+        <w:rPr>
+          <w:rStyle w:val="FunctionTok"/>
+        </w:rPr>
+        <w:t xml:space="preserve">rownames</w:t>
+      </w:r>
+      <w:r>
+        <w:rPr>
+          <w:rStyle w:val="NormalTok"/>
+        </w:rPr>
+        <w:t xml:space="preserve">(tbl) </w:t>
+      </w:r>
+      <w:r>
+        <w:rPr>
+          <w:rStyle w:val="OtherTok"/>
+        </w:rPr>
+        <w:t xml:space="preserve">&lt;-</w:t>
+      </w:r>
+      <w:r>
+        <w:rPr>
+          <w:rStyle w:val="NormalTok"/>
+        </w:rPr>
+        <w:t xml:space="preserve"> </w:t>
+      </w:r>
+      <w:r>
+        <w:rPr>
+          <w:rStyle w:val="FunctionTok"/>
+        </w:rPr>
+        <w:t xml:space="preserve">c</w:t>
+      </w:r>
+      <w:r>
+        <w:rPr>
+          <w:rStyle w:val="NormalTok"/>
+        </w:rPr>
+        <w:t xml:space="preserve">(</w:t>
+      </w:r>
+      <w:r>
+        <w:rPr>
+          <w:rStyle w:val="StringTok"/>
+        </w:rPr>
+        <w:t xml:space="preserve">"dataset"</w:t>
+      </w:r>
+      <w:r>
+        <w:rPr>
+          <w:rStyle w:val="NormalTok"/>
+        </w:rPr>
+        <w:t xml:space="preserve">, </w:t>
+      </w:r>
+      <w:r>
+        <w:rPr>
+          <w:rStyle w:val="StringTok"/>
+        </w:rPr>
+        <w:t xml:space="preserve">"training"</w:t>
+      </w:r>
+      <w:r>
+        <w:rPr>
+          <w:rStyle w:val="NormalTok"/>
+        </w:rPr>
+        <w:t xml:space="preserve">, </w:t>
+      </w:r>
+      <w:r>
+        <w:rPr>
+          <w:rStyle w:val="StringTok"/>
+        </w:rPr>
+        <w:t xml:space="preserve">"test"</w:t>
+      </w:r>
+      <w:r>
+        <w:rPr>
+          <w:rStyle w:val="NormalTok"/>
+        </w:rPr>
+        <w:t xml:space="preserve">)</w:t>
+      </w:r>
+      <w:r>
+        <w:br/>
+      </w:r>
+      <w:r>
+        <w:rPr>
+          <w:rStyle w:val="NormalTok"/>
+        </w:rPr>
+        <w:t xml:space="preserve">tbl</w:t>
       </w:r>
     </w:p>
     <w:p>
@@ -405,156 +693,36 @@
       </w:pPr>
       <w:r>
         <w:rPr>
-          <w:rStyle w:val="CommentTok"/>
-        </w:rPr>
-        <w:t xml:space="preserve"># Building train and test samples via random sampling</w:t>
-      </w:r>
-      <w:r>
-        <w:br/>
-      </w:r>
-      <w:r>
-        <w:rPr>
-          <w:rStyle w:val="FunctionTok"/>
-        </w:rPr>
-        <w:t xml:space="preserve">set_example_seed</w:t>
-      </w:r>
-      <w:r>
-        <w:rPr>
-          <w:rStyle w:val="NormalTok"/>
-        </w:rPr>
-        <w:t xml:space="preserve">()</w:t>
-      </w:r>
-      <w:r>
-        <w:br/>
-      </w:r>
-      <w:r>
-        <w:rPr>
-          <w:rStyle w:val="NormalTok"/>
-        </w:rPr>
-        <w:t xml:space="preserve">sr </w:t>
-      </w:r>
-      <w:r>
-        <w:rPr>
-          <w:rStyle w:val="OtherTok"/>
-        </w:rPr>
-        <w:t xml:space="preserve">&lt;-</w:t>
-      </w:r>
-      <w:r>
-        <w:rPr>
-          <w:rStyle w:val="NormalTok"/>
-        </w:rPr>
-        <w:t xml:space="preserve"> </w:t>
-      </w:r>
-      <w:r>
-        <w:rPr>
-          <w:rStyle w:val="FunctionTok"/>
-        </w:rPr>
-        <w:t xml:space="preserve">sample_random</w:t>
-      </w:r>
-      <w:r>
-        <w:rPr>
-          <w:rStyle w:val="NormalTok"/>
-        </w:rPr>
-        <w:t xml:space="preserve">()</w:t>
-      </w:r>
-      <w:r>
-        <w:br/>
-      </w:r>
-      <w:r>
-        <w:rPr>
-          <w:rStyle w:val="NormalTok"/>
-        </w:rPr>
-        <w:t xml:space="preserve">sr </w:t>
-      </w:r>
-      <w:r>
-        <w:rPr>
-          <w:rStyle w:val="OtherTok"/>
-        </w:rPr>
-        <w:t xml:space="preserve">&lt;-</w:t>
-      </w:r>
-      <w:r>
-        <w:rPr>
-          <w:rStyle w:val="NormalTok"/>
-        </w:rPr>
-        <w:t xml:space="preserve"> </w:t>
-      </w:r>
-      <w:r>
-        <w:rPr>
-          <w:rStyle w:val="FunctionTok"/>
-        </w:rPr>
-        <w:t xml:space="preserve">train_test</w:t>
-      </w:r>
-      <w:r>
-        <w:rPr>
-          <w:rStyle w:val="NormalTok"/>
-        </w:rPr>
-        <w:t xml:space="preserve">(sr, iris)</w:t>
-      </w:r>
-      <w:r>
-        <w:br/>
-      </w:r>
-      <w:r>
-        <w:rPr>
-          <w:rStyle w:val="NormalTok"/>
-        </w:rPr>
-        <w:t xml:space="preserve">iris_train </w:t>
-      </w:r>
-      <w:r>
-        <w:rPr>
-          <w:rStyle w:val="OtherTok"/>
-        </w:rPr>
-        <w:t xml:space="preserve">&lt;-</w:t>
-      </w:r>
-      <w:r>
-        <w:rPr>
-          <w:rStyle w:val="NormalTok"/>
-        </w:rPr>
-        <w:t xml:space="preserve"> sr</w:t>
-      </w:r>
-      <w:r>
-        <w:rPr>
-          <w:rStyle w:val="SpecialCharTok"/>
-        </w:rPr>
-        <w:t xml:space="preserve">$</w:t>
-      </w:r>
-      <w:r>
-        <w:rPr>
-          <w:rStyle w:val="NormalTok"/>
-        </w:rPr>
-        <w:t xml:space="preserve">train</w:t>
-      </w:r>
-      <w:r>
-        <w:br/>
-      </w:r>
-      <w:r>
-        <w:rPr>
-          <w:rStyle w:val="NormalTok"/>
-        </w:rPr>
-        <w:t xml:space="preserve">iris_test </w:t>
-      </w:r>
-      <w:r>
-        <w:rPr>
-          <w:rStyle w:val="OtherTok"/>
-        </w:rPr>
-        <w:t xml:space="preserve">&lt;-</w:t>
-      </w:r>
-      <w:r>
-        <w:rPr>
-          <w:rStyle w:val="NormalTok"/>
-        </w:rPr>
-        <w:t xml:space="preserve"> sr</w:t>
-      </w:r>
-      <w:r>
-        <w:rPr>
-          <w:rStyle w:val="SpecialCharTok"/>
-        </w:rPr>
-        <w:t xml:space="preserve">$</w:t>
-      </w:r>
-      <w:r>
-        <w:rPr>
-          <w:rStyle w:val="NormalTok"/>
-        </w:rPr>
-        <w:t xml:space="preserve">test</w:t>
+          <w:rStyle w:val="VerbatimChar"/>
+        </w:rPr>
+        <w:t xml:space="preserve">##          setosa versicolor virginica</w:t>
+      </w:r>
+      <w:r>
+        <w:br/>
+      </w:r>
+      <w:r>
+        <w:rPr>
+          <w:rStyle w:val="VerbatimChar"/>
+        </w:rPr>
+        <w:t xml:space="preserve">## dataset      50         50        50</w:t>
+      </w:r>
+      <w:r>
+        <w:br/>
+      </w:r>
+      <w:r>
+        <w:rPr>
+          <w:rStyle w:val="VerbatimChar"/>
+        </w:rPr>
+        <w:t xml:space="preserve">## training     41         39        40</w:t>
+      </w:r>
+      <w:r>
+        <w:br/>
+      </w:r>
+      <w:r>
+        <w:rPr>
+          <w:rStyle w:val="VerbatimChar"/>
+        </w:rPr>
+        <w:t xml:space="preserve">## test          9         11        10</w:t>
       </w:r>
     </w:p>
     <w:p>
@@ -562,7 +730,7 @@
         <w:pStyle w:val="FirstParagraph"/>
       </w:pPr>
       <w:r>
-        <w:t xml:space="preserve">Check class distribution for full dataset, training, and test.</w:t>
+        <w:t xml:space="preserve">Model configuration and fitting.</w:t>
       </w:r>
     </w:p>
     <w:p>
@@ -573,7 +741,7 @@
         <w:rPr>
           <w:rStyle w:val="NormalTok"/>
         </w:rPr>
-        <w:t xml:space="preserve">tbl </w:t>
+        <w:t xml:space="preserve">model </w:t>
       </w:r>
       <w:r>
         <w:rPr>
@@ -591,7 +759,7 @@
         <w:rPr>
           <w:rStyle w:val="FunctionTok"/>
         </w:rPr>
-        <w:t xml:space="preserve">rbind</w:t>
+        <w:t xml:space="preserve">cla_knn</w:t>
       </w:r>
       <w:r>
         <w:rPr>
@@ -601,235 +769,196 @@
       </w:r>
       <w:r>
         <w:rPr>
+          <w:rStyle w:val="StringTok"/>
+        </w:rPr>
+        <w:t xml:space="preserve">"Species"</w:t>
+      </w:r>
+      <w:r>
+        <w:rPr>
+          <w:rStyle w:val="NormalTok"/>
+        </w:rPr>
+        <w:t xml:space="preserve">, slevels, </w:t>
+      </w:r>
+      <w:r>
+        <w:rPr>
+          <w:rStyle w:val="AttributeTok"/>
+        </w:rPr>
+        <w:t xml:space="preserve">k =</w:t>
+      </w:r>
+      <w:r>
+        <w:rPr>
+          <w:rStyle w:val="NormalTok"/>
+        </w:rPr>
+        <w:t xml:space="preserve"> </w:t>
+      </w:r>
+      <w:r>
+        <w:rPr>
+          <w:rStyle w:val="DecValTok"/>
+        </w:rPr>
+        <w:t xml:space="preserve">1</w:t>
+      </w:r>
+      <w:r>
+        <w:rPr>
+          <w:rStyle w:val="NormalTok"/>
+        </w:rPr>
+        <w:t xml:space="preserve">)</w:t>
+      </w:r>
+      <w:r>
+        <w:br/>
+      </w:r>
+      <w:r>
+        <w:rPr>
           <w:rStyle w:val="FunctionTok"/>
         </w:rPr>
-        <w:t xml:space="preserve">table</w:t>
-      </w:r>
-      <w:r>
-        <w:rPr>
-          <w:rStyle w:val="NormalTok"/>
-        </w:rPr>
-        <w:t xml:space="preserve">(iris[,</w:t>
-      </w:r>
-      <w:r>
-        <w:rPr>
-          <w:rStyle w:val="StringTok"/>
-        </w:rPr>
-        <w:t xml:space="preserve">"Species"</w:t>
-      </w:r>
-      <w:r>
-        <w:rPr>
-          <w:rStyle w:val="NormalTok"/>
-        </w:rPr>
-        <w:t xml:space="preserve">]), </w:t>
-      </w:r>
-      <w:r>
-        <w:br/>
-      </w:r>
-      <w:r>
-        <w:rPr>
-          <w:rStyle w:val="NormalTok"/>
-        </w:rPr>
-        <w:t xml:space="preserve">             </w:t>
+        <w:t xml:space="preserve">set_example_seed</w:t>
+      </w:r>
+      <w:r>
+        <w:rPr>
+          <w:rStyle w:val="NormalTok"/>
+        </w:rPr>
+        <w:t xml:space="preserve">()</w:t>
+      </w:r>
+      <w:r>
+        <w:br/>
+      </w:r>
+      <w:r>
+        <w:rPr>
+          <w:rStyle w:val="NormalTok"/>
+        </w:rPr>
+        <w:t xml:space="preserve">model </w:t>
+      </w:r>
+      <w:r>
+        <w:rPr>
+          <w:rStyle w:val="OtherTok"/>
+        </w:rPr>
+        <w:t xml:space="preserve">&lt;-</w:t>
+      </w:r>
+      <w:r>
+        <w:rPr>
+          <w:rStyle w:val="NormalTok"/>
+        </w:rPr>
+        <w:t xml:space="preserve"> </w:t>
       </w:r>
       <w:r>
         <w:rPr>
           <w:rStyle w:val="FunctionTok"/>
         </w:rPr>
-        <w:t xml:space="preserve">table</w:t>
-      </w:r>
-      <w:r>
-        <w:rPr>
-          <w:rStyle w:val="NormalTok"/>
-        </w:rPr>
-        <w:t xml:space="preserve">(iris_train[,</w:t>
-      </w:r>
-      <w:r>
-        <w:rPr>
-          <w:rStyle w:val="StringTok"/>
-        </w:rPr>
-        <w:t xml:space="preserve">"Species"</w:t>
-      </w:r>
-      <w:r>
-        <w:rPr>
-          <w:rStyle w:val="NormalTok"/>
-        </w:rPr>
-        <w:t xml:space="preserve">]), </w:t>
-      </w:r>
-      <w:r>
-        <w:br/>
-      </w:r>
-      <w:r>
-        <w:rPr>
-          <w:rStyle w:val="NormalTok"/>
-        </w:rPr>
-        <w:t xml:space="preserve">             </w:t>
-      </w:r>
-      <w:r>
-        <w:rPr>
-          <w:rStyle w:val="FunctionTok"/>
-        </w:rPr>
-        <w:t xml:space="preserve">table</w:t>
-      </w:r>
-      <w:r>
-        <w:rPr>
-          <w:rStyle w:val="NormalTok"/>
-        </w:rPr>
-        <w:t xml:space="preserve">(iris_test[,</w:t>
-      </w:r>
-      <w:r>
-        <w:rPr>
-          <w:rStyle w:val="StringTok"/>
-        </w:rPr>
-        <w:t xml:space="preserve">"Species"</w:t>
-      </w:r>
-      <w:r>
-        <w:rPr>
-          <w:rStyle w:val="NormalTok"/>
-        </w:rPr>
-        <w:t xml:space="preserve">]))</w:t>
-      </w:r>
-      <w:r>
-        <w:br/>
-      </w:r>
-      <w:r>
-        <w:rPr>
-          <w:rStyle w:val="FunctionTok"/>
-        </w:rPr>
-        <w:t xml:space="preserve">rownames</w:t>
-      </w:r>
-      <w:r>
-        <w:rPr>
-          <w:rStyle w:val="NormalTok"/>
-        </w:rPr>
-        <w:t xml:space="preserve">(tbl) </w:t>
-      </w:r>
-      <w:r>
-        <w:rPr>
-          <w:rStyle w:val="OtherTok"/>
-        </w:rPr>
-        <w:t xml:space="preserve">&lt;-</w:t>
-      </w:r>
-      <w:r>
-        <w:rPr>
-          <w:rStyle w:val="NormalTok"/>
-        </w:rPr>
-        <w:t xml:space="preserve"> </w:t>
-      </w:r>
-      <w:r>
-        <w:rPr>
-          <w:rStyle w:val="FunctionTok"/>
-        </w:rPr>
-        <w:t xml:space="preserve">c</w:t>
-      </w:r>
-      <w:r>
-        <w:rPr>
-          <w:rStyle w:val="NormalTok"/>
-        </w:rPr>
-        <w:t xml:space="preserve">(</w:t>
-      </w:r>
-      <w:r>
-        <w:rPr>
-          <w:rStyle w:val="StringTok"/>
-        </w:rPr>
-        <w:t xml:space="preserve">"dataset"</w:t>
-      </w:r>
-      <w:r>
-        <w:rPr>
-          <w:rStyle w:val="NormalTok"/>
-        </w:rPr>
-        <w:t xml:space="preserve">, </w:t>
-      </w:r>
-      <w:r>
-        <w:rPr>
-          <w:rStyle w:val="StringTok"/>
-        </w:rPr>
-        <w:t xml:space="preserve">"training"</w:t>
-      </w:r>
-      <w:r>
-        <w:rPr>
-          <w:rStyle w:val="NormalTok"/>
-        </w:rPr>
-        <w:t xml:space="preserve">, </w:t>
-      </w:r>
-      <w:r>
-        <w:rPr>
-          <w:rStyle w:val="StringTok"/>
-        </w:rPr>
-        <w:t xml:space="preserve">"test"</w:t>
-      </w:r>
-      <w:r>
-        <w:rPr>
-          <w:rStyle w:val="NormalTok"/>
-        </w:rPr>
-        <w:t xml:space="preserve">)</w:t>
-      </w:r>
-      <w:r>
-        <w:br/>
-      </w:r>
-      <w:r>
-        <w:rPr>
-          <w:rStyle w:val="FunctionTok"/>
-        </w:rPr>
-        <w:t xml:space="preserve">head</w:t>
-      </w:r>
-      <w:r>
-        <w:rPr>
-          <w:rStyle w:val="NormalTok"/>
-        </w:rPr>
-        <w:t xml:space="preserve">(tbl)</w:t>
+        <w:t xml:space="preserve">fit</w:t>
+      </w:r>
+      <w:r>
+        <w:rPr>
+          <w:rStyle w:val="NormalTok"/>
+        </w:rPr>
+        <w:t xml:space="preserve">(model, iris_train)</w:t>
       </w:r>
     </w:p>
     <w:p>
       <w:pPr>
-        <w:pStyle w:val="SourceCode"/>
-      </w:pPr>
-      <w:r>
-        <w:rPr>
-          <w:rStyle w:val="VerbatimChar"/>
-        </w:rPr>
-        <w:t xml:space="preserve">##          setosa versicolor virginica</w:t>
-      </w:r>
-      <w:r>
-        <w:br/>
-      </w:r>
-      <w:r>
-        <w:rPr>
-          <w:rStyle w:val="VerbatimChar"/>
-        </w:rPr>
-        <w:t xml:space="preserve">## dataset      50         50        50</w:t>
-      </w:r>
-      <w:r>
-        <w:br/>
-      </w:r>
-      <w:r>
-        <w:rPr>
-          <w:rStyle w:val="VerbatimChar"/>
-        </w:rPr>
-        <w:t xml:space="preserve">## training     41         39        40</w:t>
-      </w:r>
-      <w:r>
-        <w:br/>
-      </w:r>
-      <w:r>
-        <w:rPr>
-          <w:rStyle w:val="VerbatimChar"/>
-        </w:rPr>
-        <w:t xml:space="preserve">## test          9         11        10</w:t>
+        <w:pStyle w:val="FirstParagraph"/>
+      </w:pPr>
+      <w:r>
+        <w:t xml:space="preserve">Training evaluation.</w:t>
       </w:r>
     </w:p>
     <w:p>
       <w:pPr>
-        <w:pStyle w:val="FirstParagraph"/>
-      </w:pPr>
-      <w:r>
-        <w:t xml:space="preserve">Model training</w:t>
-      </w:r>
-      <w:r>
+        <w:pStyle w:val="SourceCode"/>
+      </w:pPr>
+      <w:r>
+        <w:rPr>
+          <w:rStyle w:val="NormalTok"/>
+        </w:rPr>
+        <w:t xml:space="preserve">train_prediction </w:t>
+      </w:r>
+      <w:r>
+        <w:rPr>
+          <w:rStyle w:val="OtherTok"/>
+        </w:rPr>
+        <w:t xml:space="preserve">&lt;-</w:t>
+      </w:r>
+      <w:r>
+        <w:rPr>
+          <w:rStyle w:val="NormalTok"/>
+        </w:rPr>
         <w:t xml:space="preserve"> </w:t>
       </w:r>
       <w:r>
-        <w:t xml:space="preserve">Train the kNN model: set target, levels, and k.</w:t>
+        <w:rPr>
+          <w:rStyle w:val="FunctionTok"/>
+        </w:rPr>
+        <w:t xml:space="preserve">predict</w:t>
+      </w:r>
+      <w:r>
+        <w:rPr>
+          <w:rStyle w:val="NormalTok"/>
+        </w:rPr>
+        <w:t xml:space="preserve">(model, iris_train)</w:t>
+      </w:r>
+      <w:r>
+        <w:br/>
+      </w:r>
+      <w:r>
+        <w:rPr>
+          <w:rStyle w:val="NormalTok"/>
+        </w:rPr>
+        <w:t xml:space="preserve">train_eval </w:t>
+      </w:r>
+      <w:r>
+        <w:rPr>
+          <w:rStyle w:val="OtherTok"/>
+        </w:rPr>
+        <w:t xml:space="preserve">&lt;-</w:t>
+      </w:r>
+      <w:r>
+        <w:rPr>
+          <w:rStyle w:val="NormalTok"/>
+        </w:rPr>
+        <w:t xml:space="preserve"> </w:t>
+      </w:r>
+      <w:r>
+        <w:rPr>
+          <w:rStyle w:val="FunctionTok"/>
+        </w:rPr>
+        <w:t xml:space="preserve">evaluate</w:t>
+      </w:r>
+      <w:r>
+        <w:rPr>
+          <w:rStyle w:val="NormalTok"/>
+        </w:rPr>
+        <w:t xml:space="preserve">(model, iris_train[, </w:t>
+      </w:r>
+      <w:r>
+        <w:rPr>
+          <w:rStyle w:val="StringTok"/>
+        </w:rPr>
+        <w:t xml:space="preserve">"Species"</w:t>
+      </w:r>
+      <w:r>
+        <w:rPr>
+          <w:rStyle w:val="NormalTok"/>
+        </w:rPr>
+        <w:t xml:space="preserve">], train_prediction)</w:t>
+      </w:r>
+      <w:r>
+        <w:br/>
+      </w:r>
+      <w:r>
+        <w:rPr>
+          <w:rStyle w:val="NormalTok"/>
+        </w:rPr>
+        <w:t xml:space="preserve">train_eval</w:t>
+      </w:r>
+      <w:r>
+        <w:rPr>
+          <w:rStyle w:val="SpecialCharTok"/>
+        </w:rPr>
+        <w:t xml:space="preserve">$</w:t>
+      </w:r>
+      <w:r>
+        <w:rPr>
+          <w:rStyle w:val="NormalTok"/>
+        </w:rPr>
+        <w:t xml:space="preserve">metrics</w:t>
       </w:r>
     </w:p>
     <w:p>
@@ -838,126 +967,18 @@
       </w:pPr>
       <w:r>
         <w:rPr>
-          <w:rStyle w:val="CommentTok"/>
-        </w:rPr>
-        <w:t xml:space="preserve"># Model training</w:t>
-      </w:r>
-      <w:r>
-        <w:br/>
-      </w:r>
-      <w:r>
-        <w:rPr>
-          <w:rStyle w:val="NormalTok"/>
-        </w:rPr>
-        <w:t xml:space="preserve">model </w:t>
-      </w:r>
-      <w:r>
-        <w:rPr>
-          <w:rStyle w:val="OtherTok"/>
-        </w:rPr>
-        <w:t xml:space="preserve">&lt;-</w:t>
-      </w:r>
-      <w:r>
-        <w:rPr>
-          <w:rStyle w:val="NormalTok"/>
-        </w:rPr>
-        <w:t xml:space="preserve"> </w:t>
-      </w:r>
-      <w:r>
-        <w:rPr>
-          <w:rStyle w:val="FunctionTok"/>
-        </w:rPr>
-        <w:t xml:space="preserve">cla_knn</w:t>
-      </w:r>
-      <w:r>
-        <w:rPr>
-          <w:rStyle w:val="NormalTok"/>
-        </w:rPr>
-        <w:t xml:space="preserve">(</w:t>
-      </w:r>
-      <w:r>
-        <w:rPr>
-          <w:rStyle w:val="StringTok"/>
-        </w:rPr>
-        <w:t xml:space="preserve">"Species"</w:t>
-      </w:r>
-      <w:r>
-        <w:rPr>
-          <w:rStyle w:val="NormalTok"/>
-        </w:rPr>
-        <w:t xml:space="preserve">, slevels, </w:t>
-      </w:r>
-      <w:r>
-        <w:rPr>
-          <w:rStyle w:val="AttributeTok"/>
-        </w:rPr>
-        <w:t xml:space="preserve">k=</w:t>
-      </w:r>
-      <w:r>
-        <w:rPr>
-          <w:rStyle w:val="DecValTok"/>
-        </w:rPr>
-        <w:t xml:space="preserve">1</w:t>
-      </w:r>
-      <w:r>
-        <w:rPr>
-          <w:rStyle w:val="NormalTok"/>
-        </w:rPr>
-        <w:t xml:space="preserve">) </w:t>
-      </w:r>
-      <w:r>
-        <w:rPr>
-          <w:rStyle w:val="CommentTok"/>
-        </w:rPr>
-        <w:t xml:space="preserve"># k=1 for nearest neighbor</w:t>
-      </w:r>
-      <w:r>
-        <w:br/>
-      </w:r>
-      <w:r>
-        <w:rPr>
-          <w:rStyle w:val="FunctionTok"/>
-        </w:rPr>
-        <w:t xml:space="preserve">set_example_seed</w:t>
-      </w:r>
-      <w:r>
-        <w:rPr>
-          <w:rStyle w:val="NormalTok"/>
-        </w:rPr>
-        <w:t xml:space="preserve">()</w:t>
-      </w:r>
-      <w:r>
-        <w:br/>
-      </w:r>
-      <w:r>
-        <w:rPr>
-          <w:rStyle w:val="NormalTok"/>
-        </w:rPr>
-        <w:t xml:space="preserve">model </w:t>
-      </w:r>
-      <w:r>
-        <w:rPr>
-          <w:rStyle w:val="OtherTok"/>
-        </w:rPr>
-        <w:t xml:space="preserve">&lt;-</w:t>
-      </w:r>
-      <w:r>
-        <w:rPr>
-          <w:rStyle w:val="NormalTok"/>
-        </w:rPr>
-        <w:t xml:space="preserve"> </w:t>
-      </w:r>
-      <w:r>
-        <w:rPr>
-          <w:rStyle w:val="FunctionTok"/>
-        </w:rPr>
-        <w:t xml:space="preserve">fit</w:t>
-      </w:r>
-      <w:r>
-        <w:rPr>
-          <w:rStyle w:val="NormalTok"/>
-        </w:rPr>
-        <w:t xml:space="preserve">(model, iris_train)</w:t>
+          <w:rStyle w:val="VerbatimChar"/>
+        </w:rPr>
+        <w:t xml:space="preserve">##   accuracy TP TN FP FN precision recall sensitivity specificity f1</w:t>
+      </w:r>
+      <w:r>
+        <w:br/>
+      </w:r>
+      <w:r>
+        <w:rPr>
+          <w:rStyle w:val="VerbatimChar"/>
+        </w:rPr>
+        <w:t xml:space="preserve">## 1        1 41 79  0  0         1      1           1           1  1</w:t>
       </w:r>
     </w:p>
     <w:p>
@@ -965,13 +986,7 @@
         <w:pStyle w:val="FirstParagraph"/>
       </w:pPr>
       <w:r>
-        <w:t xml:space="preserve">Training evaluation</w:t>
-      </w:r>
-      <w:r>
-        <w:t xml:space="preserve"> </w:t>
-      </w:r>
-      <w:r>
-        <w:t xml:space="preserve">Predict on training set and compute metrics from the class-score output.</w:t>
+        <w:t xml:space="preserve">Test evaluation.</w:t>
       </w:r>
     </w:p>
     <w:p>
@@ -980,18 +995,9 @@
       </w:pPr>
       <w:r>
         <w:rPr>
-          <w:rStyle w:val="CommentTok"/>
-        </w:rPr>
-        <w:t xml:space="preserve"># Checking fit on training data</w:t>
-      </w:r>
-      <w:r>
-        <w:br/>
-      </w:r>
-      <w:r>
-        <w:rPr>
-          <w:rStyle w:val="NormalTok"/>
-        </w:rPr>
-        <w:t xml:space="preserve">train_prediction </w:t>
+          <w:rStyle w:val="NormalTok"/>
+        </w:rPr>
+        <w:t xml:space="preserve">test_prediction </w:t>
       </w:r>
       <w:r>
         <w:rPr>
@@ -1015,28 +1021,16 @@
         <w:rPr>
           <w:rStyle w:val="NormalTok"/>
         </w:rPr>
-        <w:t xml:space="preserve">(model, iris_train)</w:t>
-      </w:r>
-      <w:r>
-        <w:br/>
-      </w:r>
-      <w:r>
-        <w:br/>
-      </w:r>
-      <w:r>
-        <w:rPr>
-          <w:rStyle w:val="CommentTok"/>
-        </w:rPr>
-        <w:t xml:space="preserve"># Model evaluation (training)</w:t>
-      </w:r>
-      <w:r>
-        <w:br/>
-      </w:r>
-      <w:r>
-        <w:rPr>
-          <w:rStyle w:val="NormalTok"/>
-        </w:rPr>
-        <w:t xml:space="preserve">train_eval </w:t>
+        <w:t xml:space="preserve">(model, iris_test)</w:t>
+      </w:r>
+      <w:r>
+        <w:br/>
+      </w:r>
+      <w:r>
+        <w:rPr>
+          <w:rStyle w:val="NormalTok"/>
+        </w:rPr>
+        <w:t xml:space="preserve">test_eval </w:t>
       </w:r>
       <w:r>
         <w:rPr>
@@ -1060,7 +1054,7 @@
         <w:rPr>
           <w:rStyle w:val="NormalTok"/>
         </w:rPr>
-        <w:t xml:space="preserve">(model, iris_train[,</w:t>
+        <w:t xml:space="preserve">(model, iris_test[, </w:t>
       </w:r>
       <w:r>
         <w:rPr>
@@ -1072,22 +1066,16 @@
         <w:rPr>
           <w:rStyle w:val="NormalTok"/>
         </w:rPr>
-        <w:t xml:space="preserve">], train_prediction)</w:t>
-      </w:r>
-      <w:r>
-        <w:br/>
-      </w:r>
-      <w:r>
-        <w:rPr>
-          <w:rStyle w:val="FunctionTok"/>
-        </w:rPr>
-        <w:t xml:space="preserve">print</w:t>
-      </w:r>
-      <w:r>
-        <w:rPr>
-          <w:rStyle w:val="NormalTok"/>
-        </w:rPr>
-        <w:t xml:space="preserve">(train_eval</w:t>
+        <w:t xml:space="preserve">], test_prediction)</w:t>
+      </w:r>
+      <w:r>
+        <w:br/>
+      </w:r>
+      <w:r>
+        <w:rPr>
+          <w:rStyle w:val="NormalTok"/>
+        </w:rPr>
+        <w:t xml:space="preserve">test_eval</w:t>
       </w:r>
       <w:r>
         <w:rPr>
@@ -1099,7 +1087,7 @@
         <w:rPr>
           <w:rStyle w:val="NormalTok"/>
         </w:rPr>
-        <w:t xml:space="preserve">metrics)</w:t>
+        <w:t xml:space="preserve">metrics</w:t>
       </w:r>
     </w:p>
     <w:p>
@@ -1110,7 +1098,7 @@
         <w:rPr>
           <w:rStyle w:val="VerbatimChar"/>
         </w:rPr>
-        <w:t xml:space="preserve">##   accuracy TP TN FP FN precision recall sensitivity specificity f1</w:t>
+        <w:t xml:space="preserve">##    accuracy TP TN FP FN precision recall sensitivity specificity f1</w:t>
       </w:r>
       <w:r>
         <w:br/>
@@ -1119,7 +1107,7 @@
         <w:rPr>
           <w:rStyle w:val="VerbatimChar"/>
         </w:rPr>
-        <w:t xml:space="preserve">## 1        1 41 79  0  0         1      1           1           1  1</w:t>
+        <w:t xml:space="preserve">## 1 0.9666667  9 21  0  0         1      1           1           1  1</w:t>
       </w:r>
     </w:p>
     <w:p>
@@ -1127,175 +1115,33 @@
         <w:pStyle w:val="FirstParagraph"/>
       </w:pPr>
       <w:r>
-        <w:t xml:space="preserve">Test evaluation</w:t>
+        <w:t xml:space="preserve">What to observe</w:t>
       </w:r>
       <w:r>
         <w:t xml:space="preserve"> </w:t>
       </w:r>
       <w:r>
-        <w:t xml:space="preserve">Predict on test set and compute metrics.</w:t>
+        <w:t xml:space="preserve">- The workflow is the same as in the earlier examples.</w:t>
+      </w:r>
+      <w:r>
+        <w:t xml:space="preserve"> </w:t>
+      </w:r>
+      <w:r>
+        <w:t xml:space="preserve">- The method-specific change is that prediction depends on local similarity rather than on an explicit parametric or rule-based model.</w:t>
       </w:r>
     </w:p>
     <w:p>
       <w:pPr>
-        <w:pStyle w:val="SourceCode"/>
-      </w:pPr>
-      <w:r>
-        <w:rPr>
-          <w:rStyle w:val="CommentTok"/>
-        </w:rPr>
-        <w:t xml:space="preserve"># Model test</w:t>
-      </w:r>
-      <w:r>
-        <w:br/>
-      </w:r>
-      <w:r>
-        <w:rPr>
-          <w:rStyle w:val="NormalTok"/>
-        </w:rPr>
-        <w:t xml:space="preserve">test_prediction </w:t>
-      </w:r>
-      <w:r>
-        <w:rPr>
-          <w:rStyle w:val="OtherTok"/>
-        </w:rPr>
-        <w:t xml:space="preserve">&lt;-</w:t>
-      </w:r>
-      <w:r>
-        <w:rPr>
-          <w:rStyle w:val="NormalTok"/>
-        </w:rPr>
+        <w:pStyle w:val="BodyText"/>
+      </w:pPr>
+      <w:r>
+        <w:t xml:space="preserve">References</w:t>
+      </w:r>
+      <w:r>
         <w:t xml:space="preserve"> </w:t>
       </w:r>
       <w:r>
-        <w:rPr>
-          <w:rStyle w:val="FunctionTok"/>
-        </w:rPr>
-        <w:t xml:space="preserve">predict</w:t>
-      </w:r>
-      <w:r>
-        <w:rPr>
-          <w:rStyle w:val="NormalTok"/>
-        </w:rPr>
-        <w:t xml:space="preserve">(model, iris_test)</w:t>
-      </w:r>
-      <w:r>
-        <w:br/>
-      </w:r>
-      <w:r>
-        <w:br/>
-      </w:r>
-      <w:r>
-        <w:rPr>
-          <w:rStyle w:val="CommentTok"/>
-        </w:rPr>
-        <w:t xml:space="preserve"># Test evaluation</w:t>
-      </w:r>
-      <w:r>
-        <w:br/>
-      </w:r>
-      <w:r>
-        <w:rPr>
-          <w:rStyle w:val="NormalTok"/>
-        </w:rPr>
-        <w:t xml:space="preserve"> test_eval </w:t>
-      </w:r>
-      <w:r>
-        <w:rPr>
-          <w:rStyle w:val="OtherTok"/>
-        </w:rPr>
-        <w:t xml:space="preserve">&lt;-</w:t>
-      </w:r>
-      <w:r>
-        <w:rPr>
-          <w:rStyle w:val="NormalTok"/>
-        </w:rPr>
-        <w:t xml:space="preserve"> </w:t>
-      </w:r>
-      <w:r>
-        <w:rPr>
-          <w:rStyle w:val="FunctionTok"/>
-        </w:rPr>
-        <w:t xml:space="preserve">evaluate</w:t>
-      </w:r>
-      <w:r>
-        <w:rPr>
-          <w:rStyle w:val="NormalTok"/>
-        </w:rPr>
-        <w:t xml:space="preserve">(model, iris_test[,</w:t>
-      </w:r>
-      <w:r>
-        <w:rPr>
-          <w:rStyle w:val="StringTok"/>
-        </w:rPr>
-        <w:t xml:space="preserve">"Species"</w:t>
-      </w:r>
-      <w:r>
-        <w:rPr>
-          <w:rStyle w:val="NormalTok"/>
-        </w:rPr>
-        <w:t xml:space="preserve">], test_prediction)</w:t>
-      </w:r>
-      <w:r>
-        <w:br/>
-      </w:r>
-      <w:r>
-        <w:rPr>
-          <w:rStyle w:val="FunctionTok"/>
-        </w:rPr>
-        <w:t xml:space="preserve">print</w:t>
-      </w:r>
-      <w:r>
-        <w:rPr>
-          <w:rStyle w:val="NormalTok"/>
-        </w:rPr>
-        <w:t xml:space="preserve">(test_eval</w:t>
-      </w:r>
-      <w:r>
-        <w:rPr>
-          <w:rStyle w:val="SpecialCharTok"/>
-        </w:rPr>
-        <w:t xml:space="preserve">$</w:t>
-      </w:r>
-      <w:r>
-        <w:rPr>
-          <w:rStyle w:val="NormalTok"/>
-        </w:rPr>
-        <w:t xml:space="preserve">metrics)</w:t>
-      </w:r>
-    </w:p>
-    <w:p>
-      <w:pPr>
-        <w:pStyle w:val="SourceCode"/>
-      </w:pPr>
-      <w:r>
-        <w:rPr>
-          <w:rStyle w:val="VerbatimChar"/>
-        </w:rPr>
-        <w:t xml:space="preserve">##    accuracy TP TN FP FN precision recall sensitivity specificity f1</w:t>
-      </w:r>
-      <w:r>
-        <w:br/>
-      </w:r>
-      <w:r>
-        <w:rPr>
-          <w:rStyle w:val="VerbatimChar"/>
-        </w:rPr>
-        <w:t xml:space="preserve">## 1 0.9666667  9 21  0  0         1      1           1           1  1</w:t>
-      </w:r>
-    </w:p>
-    <w:p>
-      <w:pPr>
-        <w:pStyle w:val="FirstParagraph"/>
-      </w:pPr>
-      <w:r>
-        <w:t xml:space="preserve">References</w:t>
-      </w:r>
-      <w:r>
-        <w:t xml:space="preserve"> </w:t>
-      </w:r>
-      <w:r>
-        <w:t xml:space="preserve">- Cover, T. and Hart, P. (1967). Nearest neighbor pattern classification. IEEE Transactions on Information Theory.</w:t>
+        <w:t xml:space="preserve">- Cover, T., and Hart, P. (1967). Nearest Neighbor Pattern Classification.</w:t>
       </w:r>
     </w:p>
     <w:sectPr>
